--- a/开发平台/codex/项目/人员简历筛选和重组/output/风险管理批量/04-信息科技风险管理/国开行人员团队简历-谭洁.docx
+++ b/开发平台/codex/项目/人员简历筛选和重组/output/风险管理批量/04-信息科技风险管理/国开行人员团队简历-谭洁.docx
@@ -133,11 +133,9 @@
           <ns0:p>
             <ns0:r>
               <ns0:rPr>
-                <ns0:rFonts ns0:ascii="仿宋" ns0:hAnsi="仿宋" ns0:eastAsia="仿宋" ns0:cs="仿宋"/>
-                <ns0:sz ns0:val="24"/>
-                <ns0:szCs ns0:val="24"/>
-              </ns0:rPr>
-              <ns0:t>1994-03-26</ns0:t>
+                <ns0:rFonts ns0:ascii="仿宋" ns0:hAnsi="仿宋"/>
+              </ns0:rPr>
+              <ns0:t>31</ns0:t>
             </ns0:r>
           </ns0:p>
         </ns0:tc>
@@ -513,21 +511,8 @@
             <ns0:gridSpan ns0:val="4"/>
             <ns0:vAlign ns0:val="center"/>
           </ns0:tcPr>
-          <ns0:p ns2:paraId="1E629E02" ns2:textId="77777777" ns0:rsidR="000010AB" ns0:rsidRDefault="000010AB" ns0:rsidP="00664128">
-            <ns0:pPr>
-              <ns0:jc ns0:val="center"/>
-              <ns0:rPr>
-                <ns0:rFonts ns0:ascii="仿宋" ns0:eastAsia="仿宋" ns0:hAnsi="仿宋" ns0:cs="仿宋" ns0:hint="eastAsia"/>
-                <ns0:caps/>
-                <ns0:szCs ns0:val="21"/>
-              </ns0:rPr>
-            </ns0:pPr>
-            <ns0:r>
-              <ns0:rPr>
-                <ns0:rFonts ns0:ascii="仿宋" ns0:eastAsia="仿宋" ns0:hAnsi="仿宋" ns0:cs="仿宋" ns0:hint="eastAsia"/>
-                <ns0:szCs ns0:val="24"/>
-                <ns0:sz ns0:val="24"/>
-              </ns0:rPr>
+          <ns0:p>
+            <ns0:r>
               <ns0:t>拟在本项目任职</ns0:t>
             </ns0:r>
           </ns0:p>
@@ -540,12 +525,7 @@
           </ns0:tcPr>
           <ns0:p>
             <ns0:r>
-              <ns0:rPr>
-                <ns0:rFonts ns0:ascii="仿宋" ns0:hAnsi="仿宋" ns0:eastAsia="仿宋" ns0:cs="仿宋"/>
-                <ns0:sz ns0:val="24"/>
-                <ns0:szCs ns0:val="24"/>
-              </ns0:rPr>
-              <ns0:t>项目管理岗</ns0:t>
+              <ns0:t>需求分析岗（风险管理领域）</ns0:t>
             </ns0:r>
           </ns0:p>
         </ns0:tc>
@@ -698,7 +678,7 @@
                 <ns0:sz ns0:val="24"/>
                 <ns0:szCs ns0:val="24"/>
               </ns0:rPr>
-              <ns0:t>高级</ns0:t>
+              <ns0:t>Oracle</ns0:t>
             </ns0:r>
           </ns0:p>
         </ns0:tc>
@@ -716,6 +696,9 @@
                 <ns0:szCs ns0:val="21"/>
               </ns0:rPr>
             </ns0:pPr>
+            <ns0:r>
+              <ns0:t>高级</ns0:t>
+            </ns0:r>
           </ns0:p>
         </ns0:tc>
         <ns0:tc>
@@ -741,76 +724,6 @@
             <ns0:vAlign ns0:val="center"/>
           </ns0:tcPr>
           <ns0:p ns2:paraId="77D9DE25" ns2:textId="77777777" ns0:rsidR="000010AB" ns0:rsidRDefault="000010AB" ns0:rsidP="00664128">
-            <ns0:pPr>
-              <ns0:jc ns0:val="center"/>
-              <ns0:rPr>
-                <ns0:rFonts ns0:ascii="仿宋" ns0:eastAsia="仿宋" ns0:hAnsi="仿宋" ns0:cs="仿宋" ns0:hint="eastAsia"/>
-                <ns0:szCs ns0:val="21"/>
-              </ns0:rPr>
-            </ns0:pPr>
-          </ns0:p>
-        </ns0:tc>
-      </ns0:tr>
-      <ns0:tr ns0:rsidR="000010AB" ns2:paraId="0BE7332D" ns2:textId="77777777" ns0:rsidTr="00664128">
-        <ns0:trPr>
-          <ns0:trHeight ns0:val="20"/>
-          <ns0:jc ns0:val="center"/>
-        </ns0:trPr>
-        <ns0:tc>
-          <ns0:tcPr>
-            <ns0:tcW ns0:w="1043" ns0:type="pct"/>
-            <ns0:vAlign ns0:val="center"/>
-          </ns0:tcPr>
-          <ns0:p>
-            <ns0:r>
-              <ns0:rPr>
-                <ns0:rFonts ns0:ascii="仿宋" ns0:hAnsi="仿宋" ns0:eastAsia="仿宋" ns0:cs="仿宋"/>
-                <ns0:sz ns0:val="24"/>
-                <ns0:szCs ns0:val="24"/>
-              </ns0:rPr>
-              <ns0:t>Oracle</ns0:t>
-            </ns0:r>
-          </ns0:p>
-        </ns0:tc>
-        <ns0:tc>
-          <ns0:tcPr>
-            <ns0:tcW ns0:w="1186" ns0:type="pct"/>
-            <ns0:gridSpan ns0:val="2"/>
-            <ns0:vAlign ns0:val="center"/>
-          </ns0:tcPr>
-          <ns0:p ns2:paraId="2EC9C40D" ns2:textId="77777777" ns0:rsidR="000010AB" ns0:rsidRDefault="000010AB" ns0:rsidP="00664128">
-            <ns0:pPr>
-              <ns0:jc ns0:val="center"/>
-              <ns0:rPr>
-                <ns0:rFonts ns0:ascii="仿宋" ns0:eastAsia="仿宋" ns0:hAnsi="仿宋" ns0:cs="仿宋" ns0:hint="eastAsia"/>
-                <ns0:szCs ns0:val="21"/>
-              </ns0:rPr>
-            </ns0:pPr>
-          </ns0:p>
-        </ns0:tc>
-        <ns0:tc>
-          <ns0:tcPr>
-            <ns0:tcW ns0:w="1276" ns0:type="pct"/>
-            <ns0:gridSpan ns0:val="2"/>
-            <ns0:vAlign ns0:val="center"/>
-          </ns0:tcPr>
-          <ns0:p ns2:paraId="0D730117" ns2:textId="77777777" ns0:rsidR="000010AB" ns0:rsidRDefault="000010AB" ns0:rsidP="00664128">
-            <ns0:pPr>
-              <ns0:jc ns0:val="center"/>
-              <ns0:rPr>
-                <ns0:rFonts ns0:ascii="仿宋" ns0:eastAsia="仿宋" ns0:hAnsi="仿宋" ns0:cs="仿宋" ns0:hint="eastAsia"/>
-                <ns0:szCs ns0:val="21"/>
-              </ns0:rPr>
-            </ns0:pPr>
-          </ns0:p>
-        </ns0:tc>
-        <ns0:tc>
-          <ns0:tcPr>
-            <ns0:tcW ns0:w="1493" ns0:type="pct"/>
-            <ns0:gridSpan ns0:val="2"/>
-            <ns0:vAlign ns0:val="center"/>
-          </ns0:tcPr>
-          <ns0:p ns2:paraId="0FFD8515" ns2:textId="77777777" ns0:rsidR="000010AB" ns0:rsidRDefault="000010AB" ns0:rsidP="00664128">
             <ns0:pPr>
               <ns0:jc ns0:val="center"/>
               <ns0:rPr>
@@ -1472,6 +1385,8 @@
       </ns0:pPr>
     </ns0:p>
     <ns0:sectPr ns0:rsidR="003149F0">
+      <ns0:headerReference xmlns:r="http://schemas.openxmlformats.org/officeDocument/2006/relationships" ns0:type="default" r:id="rId6"/>
+      <ns0:footerReference xmlns:r="http://schemas.openxmlformats.org/officeDocument/2006/relationships" ns0:type="default" r:id="rId7"/>
       <ns0:pgSz ns0:w="11906" ns0:h="16838"/>
       <ns0:pgMar ns0:top="1440" ns0:right="1800" ns0:bottom="1440" ns0:left="1800" ns0:header="851" ns0:footer="992" ns0:gutter="0"/>
       <ns0:cols ns0:space="425"/>
@@ -1479,6 +1394,26 @@
     </ns0:sectPr>
   </ns0:body>
 </ns0:document>
+</file>
+
+<file path=word/footer1.xml><?xml version="1.0" encoding="utf-8"?>
+<w:ftr xmlns:m="http://schemas.openxmlformats.org/officeDocument/2006/math" xmlns:mc="http://schemas.openxmlformats.org/markup-compatibility/2006" xmlns:mo="http://schemas.microsoft.com/office/mac/office/2008/main" xmlns:mv="urn:schemas-microsoft-com:mac:vml" xmlns:o="urn:schemas-microsoft-com:office:office" xmlns:r="http://schemas.openxmlformats.org/officeDocument/2006/relationships" xmlns:v="urn:schemas-microsoft-com:vml" xmlns:w10="urn:schemas-microsoft-com:office:word" xmlns:w14="http://schemas.microsoft.com/office/word/2010/wordml" xmlns:w="http://schemas.openxmlformats.org/wordprocessingml/2006/main" xmlns:wne="http://schemas.microsoft.com/office/word/2006/wordml" xmlns:wp14="http://schemas.microsoft.com/office/word/2010/wordprocessingDrawing" xmlns:wp="http://schemas.openxmlformats.org/drawingml/2006/wordprocessingDrawing" xmlns:wpc="http://schemas.microsoft.com/office/word/2010/wordprocessingCanvas" xmlns:wpg="http://schemas.microsoft.com/office/word/2010/wordprocessingGroup" xmlns:wpi="http://schemas.microsoft.com/office/word/2010/wordprocessingInk" xmlns:wps="http://schemas.microsoft.com/office/word/2010/wordprocessingShape" mc:Ignorable="w14 wp14">
+  <w:p>
+    <w:pPr>
+      <w:pStyle w:val="Footer"/>
+    </w:pPr>
+  </w:p>
+</w:ftr>
+</file>
+
+<file path=word/header1.xml><?xml version="1.0" encoding="utf-8"?>
+<w:hdr xmlns:m="http://schemas.openxmlformats.org/officeDocument/2006/math" xmlns:mc="http://schemas.openxmlformats.org/markup-compatibility/2006" xmlns:mo="http://schemas.microsoft.com/office/mac/office/2008/main" xmlns:mv="urn:schemas-microsoft-com:mac:vml" xmlns:o="urn:schemas-microsoft-com:office:office" xmlns:r="http://schemas.openxmlformats.org/officeDocument/2006/relationships" xmlns:v="urn:schemas-microsoft-com:vml" xmlns:w10="urn:schemas-microsoft-com:office:word" xmlns:w14="http://schemas.microsoft.com/office/word/2010/wordml" xmlns:w="http://schemas.openxmlformats.org/wordprocessingml/2006/main" xmlns:wne="http://schemas.microsoft.com/office/word/2006/wordml" xmlns:wp14="http://schemas.microsoft.com/office/word/2010/wordprocessingDrawing" xmlns:wp="http://schemas.openxmlformats.org/drawingml/2006/wordprocessingDrawing" xmlns:wpc="http://schemas.microsoft.com/office/word/2010/wordprocessingCanvas" xmlns:wpg="http://schemas.microsoft.com/office/word/2010/wordprocessingGroup" xmlns:wpi="http://schemas.microsoft.com/office/word/2010/wordprocessingInk" xmlns:wps="http://schemas.microsoft.com/office/word/2010/wordprocessingShape" mc:Ignorable="w14 wp14">
+  <w:p>
+    <w:pPr>
+      <w:pStyle w:val="Header"/>
+    </w:pPr>
+  </w:p>
+</w:hdr>
 </file>
 
 <file path=word/styles.xml><?xml version="1.0" encoding="utf-8"?>
